--- a/WebEdu_LocalVersion_YuQin_DotNetCore21/wwwroot/renshichu/lunwensongshen.docx
+++ b/WebEdu_LocalVersion_YuQin_DotNetCore21/wwwroot/renshichu/lunwensongshen.docx
@@ -105,6 +105,7 @@
         <w:rPr>
           <w:noProof/>
         </w:rPr>
+        <w:lastRenderedPageBreak/>
         <w:drawing>
           <wp:inline distT="0" distB="0" distL="0" distR="0" wp14:anchorId="2BEB9DC8" wp14:editId="0B9485EF">
             <wp:extent cx="7470140" cy="4201795"/>
@@ -159,6 +160,7 @@
           <w:noProof/>
           <w:color w:val="404040"/>
         </w:rPr>
+        <w:lastRenderedPageBreak/>
         <w:drawing>
           <wp:inline distT="0" distB="0" distL="0" distR="0">
             <wp:extent cx="6858000" cy="15240000"/>
@@ -233,6 +235,7 @@
           <w:rFonts w:ascii="微软雅黑" w:eastAsia="微软雅黑" w:hAnsi="微软雅黑" w:cs="微软雅黑" w:hint="eastAsia"/>
           <w:color w:val="404040"/>
         </w:rPr>
+        <w:lastRenderedPageBreak/>
         <w:t>、</w:t>
       </w:r>
       <w:r>
@@ -341,15 +344,22 @@
         </w:rPr>
         <w:t> </w:t>
       </w:r>
-      <w:hyperlink r:id="rId8" w:tgtFrame="_blank" w:history="1">
+      <w:hyperlink r:id="rId8" w:history="1">
         <w:r>
           <w:rPr>
             <w:rStyle w:val="Hyperlink"/>
             <w:rFonts w:ascii="Segoe UI Emoji" w:hAnsi="Segoe UI Emoji"/>
-            <w:color w:val="0681D0"/>
-            <w:u w:val="none"/>
           </w:rPr>
-          <w:t>https://jbhuang99.github.io/WebEdu_LocalVersion_YuQin_DotNetCore2.1/wwwroot/linyunlutao.pdf</w:t>
+          <w:t>https://jbhuang99.github.io/WebEd</w:t>
+        </w:r>
+        <w:bookmarkStart w:id="0" w:name="_GoBack"/>
+        <w:bookmarkEnd w:id="0"/>
+        <w:r>
+          <w:rPr>
+            <w:rStyle w:val="Hyperlink"/>
+            <w:rFonts w:ascii="Segoe UI Emoji" w:hAnsi="Segoe UI Emoji"/>
+          </w:rPr>
+          <w:t>u_LocalVersion_YuQin_DotNetCore2.1/WebEdu_LocalVersion_YuQin_DotNetCore21/wwwroot/linyunlutao.pdf</w:t>
         </w:r>
       </w:hyperlink>
     </w:p>
@@ -393,15 +403,13 @@
         </w:rPr>
         <w:t> </w:t>
       </w:r>
-      <w:hyperlink r:id="rId9" w:tgtFrame="_blank" w:history="1">
+      <w:hyperlink r:id="rId9" w:history="1">
         <w:r>
           <w:rPr>
             <w:rStyle w:val="Hyperlink"/>
             <w:rFonts w:ascii="Segoe UI Emoji" w:hAnsi="Segoe UI Emoji"/>
-            <w:color w:val="0681D0"/>
-            <w:u w:val="none"/>
           </w:rPr>
-          <w:t>https://jbhuang99.github.io/WebEdu_LocalVersion_YuQin_DotNetCore2.1/wwwroot/lutaolinyun.pdf</w:t>
+          <w:t>https://jbhuang99.github.io/WebEdu_LocalVersion_YuQin_DotNetCore2.1/WebEdu_LocalVersion_YuQin_DotNetCore21/wwwroot/lutaolinyun.pdf</w:t>
         </w:r>
       </w:hyperlink>
     </w:p>
@@ -596,7 +604,7 @@
         <w:snapToGrid w:val="0"/>
         <w:spacing w:before="0" w:beforeAutospacing="0" w:after="0" w:afterAutospacing="0" w:line="360" w:lineRule="auto"/>
         <w:rPr>
-          <w:rFonts w:ascii="Segoe UI Emoji" w:hAnsi="Segoe UI Emoji" w:hint="eastAsia"/>
+          <w:rFonts w:ascii="Segoe UI Emoji" w:hAnsi="Segoe UI Emoji"/>
           <w:color w:val="404040"/>
         </w:rPr>
       </w:pPr>
@@ -614,8 +622,6 @@
         </w:rPr>
         <w:t>4）</w:t>
       </w:r>
-      <w:bookmarkStart w:id="0" w:name="_GoBack"/>
-      <w:bookmarkEnd w:id="0"/>
       <w:r>
         <w:rPr>
           <w:rFonts w:ascii="宋体" w:eastAsia="宋体" w:hAnsi="宋体" w:cs="宋体" w:hint="eastAsia"/>
@@ -1309,7 +1315,6 @@
     <w:name w:val="Hyperlink"/>
     <w:basedOn w:val="DefaultParagraphFont"/>
     <w:uiPriority w:val="99"/>
-    <w:semiHidden/>
     <w:unhideWhenUsed/>
     <w:rsid w:val="00AF1E6D"/>
     <w:rPr>
@@ -1330,6 +1335,18 @@
       <w:kern w:val="36"/>
       <w:sz w:val="48"/>
       <w:szCs w:val="48"/>
+    </w:rPr>
+  </w:style>
+  <w:style w:type="character" w:styleId="FollowedHyperlink">
+    <w:name w:val="FollowedHyperlink"/>
+    <w:basedOn w:val="DefaultParagraphFont"/>
+    <w:uiPriority w:val="99"/>
+    <w:semiHidden/>
+    <w:unhideWhenUsed/>
+    <w:rsid w:val="0071217D"/>
+    <w:rPr>
+      <w:color w:val="954F72" w:themeColor="followedHyperlink"/>
+      <w:u w:val="single"/>
     </w:rPr>
   </w:style>
 </w:styles>
